--- a/DataScienceProject/Credit_Scoring_EDA_Report.docx
+++ b/DataScienceProject/Credit_Scoring_EDA_Report.docx
@@ -181,10 +181,7 @@
     </w:p>
     <w:p>
       <w:r>
-        <w:t xml:space="preserve">This report presents a comprehensive Exploratory Data Analysis (EDA) of a credit scoring dataset containing 150,000 borrower records. The </w:t>
-      </w:r>
-      <w:r>
-        <w:t>analysis aims to understand the characteristics of borrowers, identify patterns related to credit default risk, and provide insights for building a predictive model.</w:t>
+        <w:t>This report presents a comprehensive Exploratory Data Analysis (EDA) of a credit scoring dataset containing 150,000 borrower records. The analysis aims to understand the characteristics of borrowers, identify patterns related to credit default risk, and provide insights for building a predictive model.</w:t>
       </w:r>
     </w:p>
     <w:p>
@@ -201,10 +198,10 @@
         <w:pStyle w:val="ListBullet"/>
       </w:pPr>
       <w:r>
-        <w:t>The dataset contains 12 features including demographic, financial, and cred</w:t>
-      </w:r>
-      <w:r>
-        <w:t>it history variables</w:t>
+        <w:t>The dataset contains 11</w:t>
+      </w:r>
+      <w:r>
+        <w:t xml:space="preserve"> features including demographic, financial, and credit history variables</w:t>
       </w:r>
     </w:p>
     <w:p>
@@ -220,7 +217,10 @@
         <w:pStyle w:val="ListBullet"/>
       </w:pPr>
       <w:r>
-        <w:t>Mean imputation was successfully applied to handle missing values</w:t>
+        <w:t>Median and Mode</w:t>
+      </w:r>
+      <w:r>
+        <w:t xml:space="preserve"> imputation was successfully applied to handle missing values</w:t>
       </w:r>
     </w:p>
     <w:p>
@@ -228,10 +228,7 @@
         <w:pStyle w:val="ListBullet"/>
       </w:pPr>
       <w:r>
-        <w:t>Significant outliers were detected in multiple features, particularly in debt-rel</w:t>
-      </w:r>
-      <w:r>
-        <w:t>ated metrics</w:t>
+        <w:t>Significant outliers were detected in multiple features, particularly in debt-related metrics</w:t>
       </w:r>
     </w:p>
     <w:p>
@@ -274,10 +271,7 @@
     </w:p>
     <w:p>
       <w:r>
-        <w:t xml:space="preserve">The credit scoring </w:t>
-      </w:r>
-      <w:r>
-        <w:t>dataset consists of 150,000 observations with 12 variables. The target variable is "SeriousDlqin2yrs" which indicates whether a borrower experienced 90 days past due delinquency or worse in the past 2 years.</w:t>
+        <w:t>The credit scoring dataset consists of 150,000 observations with 12 variables. The target variable is "SeriousDlqin2yrs" which indicates whether a borrower experienced 90 days past due delinquency or worse in the past 2 years.</w:t>
       </w:r>
     </w:p>
     <w:p>
@@ -338,7 +332,7 @@
           </w:tcPr>
           <w:p>
             <w:r>
-              <w:t>BorrowerID</w:t>
+              <w:t>SeriousDlqin2yrs</w:t>
             </w:r>
           </w:p>
         </w:tc>
@@ -351,7 +345,7 @@
               <w:cnfStyle w:val="000000100000" w:firstRow="0" w:lastRow="0" w:firstColumn="0" w:lastColumn="0" w:oddVBand="0" w:evenVBand="0" w:oddHBand="1" w:evenHBand="0" w:firstRowFirstColumn="0" w:firstRowLastColumn="0" w:lastRowFirstColumn="0" w:lastRowLastColumn="0"/>
             </w:pPr>
             <w:r>
-              <w:t>Unique identifier for each borrower</w:t>
+              <w:t>Target variable: 1 = default, 0 = no default</w:t>
             </w:r>
           </w:p>
         </w:tc>
@@ -359,35 +353,6 @@
       <w:tr>
         <w:trPr>
           <w:cnfStyle w:val="000000010000" w:firstRow="0" w:lastRow="0" w:firstColumn="0" w:lastColumn="0" w:oddVBand="0" w:evenVBand="0" w:oddHBand="0" w:evenHBand="1" w:firstRowFirstColumn="0" w:firstRowLastColumn="0" w:lastRowFirstColumn="0" w:lastRowLastColumn="0"/>
-        </w:trPr>
-        <w:tc>
-          <w:tcPr>
-            <w:cnfStyle w:val="001000000000" w:firstRow="0" w:lastRow="0" w:firstColumn="1" w:lastColumn="0" w:oddVBand="0" w:evenVBand="0" w:oddHBand="0" w:evenHBand="0" w:firstRowFirstColumn="0" w:firstRowLastColumn="0" w:lastRowFirstColumn="0" w:lastRowLastColumn="0"/>
-            <w:tcW w:w="4320" w:type="dxa"/>
-          </w:tcPr>
-          <w:p>
-            <w:r>
-              <w:t>SeriousDlqin2yrs</w:t>
-            </w:r>
-          </w:p>
-        </w:tc>
-        <w:tc>
-          <w:tcPr>
-            <w:tcW w:w="4320" w:type="dxa"/>
-          </w:tcPr>
-          <w:p>
-            <w:pPr>
-              <w:cnfStyle w:val="000000010000" w:firstRow="0" w:lastRow="0" w:firstColumn="0" w:lastColumn="0" w:oddVBand="0" w:evenVBand="0" w:oddHBand="0" w:evenHBand="1" w:firstRowFirstColumn="0" w:firstRowLastColumn="0" w:lastRowFirstColumn="0" w:lastRowLastColumn="0"/>
-            </w:pPr>
-            <w:r>
-              <w:t>Target variable: 1 = default, 0 = no default</w:t>
-            </w:r>
-          </w:p>
-        </w:tc>
-      </w:tr>
-      <w:tr>
-        <w:trPr>
-          <w:cnfStyle w:val="000000100000" w:firstRow="0" w:lastRow="0" w:firstColumn="0" w:lastColumn="0" w:oddVBand="0" w:evenVBand="0" w:oddHBand="1" w:evenHBand="0" w:firstRowFirstColumn="0" w:firstRowLastColumn="0" w:lastRowFirstColumn="0" w:lastRowLastColumn="0"/>
         </w:trPr>
         <w:tc>
           <w:tcPr>
@@ -406,7 +371,7 @@
           </w:tcPr>
           <w:p>
             <w:pPr>
-              <w:cnfStyle w:val="000000100000" w:firstRow="0" w:lastRow="0" w:firstColumn="0" w:lastColumn="0" w:oddVBand="0" w:evenVBand="0" w:oddHBand="1" w:evenHBand="0" w:firstRowFirstColumn="0" w:firstRowLastColumn="0" w:lastRowFirstColumn="0" w:lastRowLastColumn="0"/>
+              <w:cnfStyle w:val="000000010000" w:firstRow="0" w:lastRow="0" w:firstColumn="0" w:lastColumn="0" w:oddVBand="0" w:evenVBand="0" w:oddHBand="0" w:evenHBand="1" w:firstRowFirstColumn="0" w:firstRowLastColumn="0" w:lastRowFirstColumn="0" w:lastRowLastColumn="0"/>
             </w:pPr>
             <w:r>
               <w:t>Total balance on credit cards divided by credit limits</w:t>
@@ -416,7 +381,7 @@
       </w:tr>
       <w:tr>
         <w:trPr>
-          <w:cnfStyle w:val="000000010000" w:firstRow="0" w:lastRow="0" w:firstColumn="0" w:lastColumn="0" w:oddVBand="0" w:evenVBand="0" w:oddHBand="0" w:evenHBand="1" w:firstRowFirstColumn="0" w:firstRowLastColumn="0" w:lastRowFirstColumn="0" w:lastRowLastColumn="0"/>
+          <w:cnfStyle w:val="000000100000" w:firstRow="0" w:lastRow="0" w:firstColumn="0" w:lastColumn="0" w:oddVBand="0" w:evenVBand="0" w:oddHBand="1" w:evenHBand="0" w:firstRowFirstColumn="0" w:firstRowLastColumn="0" w:lastRowFirstColumn="0" w:lastRowLastColumn="0"/>
         </w:trPr>
         <w:tc>
           <w:tcPr>
@@ -435,7 +400,7 @@
           </w:tcPr>
           <w:p>
             <w:pPr>
-              <w:cnfStyle w:val="000000010000" w:firstRow="0" w:lastRow="0" w:firstColumn="0" w:lastColumn="0" w:oddVBand="0" w:evenVBand="0" w:oddHBand="0" w:evenHBand="1" w:firstRowFirstColumn="0" w:firstRowLastColumn="0" w:lastRowFirstColumn="0" w:lastRowLastColumn="0"/>
+              <w:cnfStyle w:val="000000100000" w:firstRow="0" w:lastRow="0" w:firstColumn="0" w:lastColumn="0" w:oddVBand="0" w:evenVBand="0" w:oddHBand="1" w:evenHBand="0" w:firstRowFirstColumn="0" w:firstRowLastColumn="0" w:lastRowFirstColumn="0" w:lastRowLastColumn="0"/>
             </w:pPr>
             <w:r>
               <w:t>Age of borrower in years</w:t>
@@ -445,7 +410,7 @@
       </w:tr>
       <w:tr>
         <w:trPr>
-          <w:cnfStyle w:val="000000100000" w:firstRow="0" w:lastRow="0" w:firstColumn="0" w:lastColumn="0" w:oddVBand="0" w:evenVBand="0" w:oddHBand="1" w:evenHBand="0" w:firstRowFirstColumn="0" w:firstRowLastColumn="0" w:lastRowFirstColumn="0" w:lastRowLastColumn="0"/>
+          <w:cnfStyle w:val="000000010000" w:firstRow="0" w:lastRow="0" w:firstColumn="0" w:lastColumn="0" w:oddVBand="0" w:evenVBand="0" w:oddHBand="0" w:evenHBand="1" w:firstRowFirstColumn="0" w:firstRowLastColumn="0" w:lastRowFirstColumn="0" w:lastRowLastColumn="0"/>
         </w:trPr>
         <w:tc>
           <w:tcPr>
@@ -454,10 +419,7 @@
           </w:tcPr>
           <w:p>
             <w:r>
-              <w:t>NumberOfTime30-59DaysP</w:t>
-            </w:r>
-            <w:r>
-              <w:t>astDueNotWorse</w:t>
+              <w:t>NumberOfTime30-59DaysPastDueNotWorse</w:t>
             </w:r>
           </w:p>
         </w:tc>
@@ -467,7 +429,7 @@
           </w:tcPr>
           <w:p>
             <w:pPr>
-              <w:cnfStyle w:val="000000100000" w:firstRow="0" w:lastRow="0" w:firstColumn="0" w:lastColumn="0" w:oddVBand="0" w:evenVBand="0" w:oddHBand="1" w:evenHBand="0" w:firstRowFirstColumn="0" w:firstRowLastColumn="0" w:lastRowFirstColumn="0" w:lastRowLastColumn="0"/>
+              <w:cnfStyle w:val="000000010000" w:firstRow="0" w:lastRow="0" w:firstColumn="0" w:lastColumn="0" w:oddVBand="0" w:evenVBand="0" w:oddHBand="0" w:evenHBand="1" w:firstRowFirstColumn="0" w:firstRowLastColumn="0" w:lastRowFirstColumn="0" w:lastRowLastColumn="0"/>
             </w:pPr>
             <w:r>
               <w:t>Number of times 30-59 days past due</w:t>
@@ -477,7 +439,7 @@
       </w:tr>
       <w:tr>
         <w:trPr>
-          <w:cnfStyle w:val="000000010000" w:firstRow="0" w:lastRow="0" w:firstColumn="0" w:lastColumn="0" w:oddVBand="0" w:evenVBand="0" w:oddHBand="0" w:evenHBand="1" w:firstRowFirstColumn="0" w:firstRowLastColumn="0" w:lastRowFirstColumn="0" w:lastRowLastColumn="0"/>
+          <w:cnfStyle w:val="000000100000" w:firstRow="0" w:lastRow="0" w:firstColumn="0" w:lastColumn="0" w:oddVBand="0" w:evenVBand="0" w:oddHBand="1" w:evenHBand="0" w:firstRowFirstColumn="0" w:firstRowLastColumn="0" w:lastRowFirstColumn="0" w:lastRowLastColumn="0"/>
         </w:trPr>
         <w:tc>
           <w:tcPr>
@@ -496,7 +458,7 @@
           </w:tcPr>
           <w:p>
             <w:pPr>
-              <w:cnfStyle w:val="000000010000" w:firstRow="0" w:lastRow="0" w:firstColumn="0" w:lastColumn="0" w:oddVBand="0" w:evenVBand="0" w:oddHBand="0" w:evenHBand="1" w:firstRowFirstColumn="0" w:firstRowLastColumn="0" w:lastRowFirstColumn="0" w:lastRowLastColumn="0"/>
+              <w:cnfStyle w:val="000000100000" w:firstRow="0" w:lastRow="0" w:firstColumn="0" w:lastColumn="0" w:oddVBand="0" w:evenVBand="0" w:oddHBand="1" w:evenHBand="0" w:firstRowFirstColumn="0" w:firstRowLastColumn="0" w:lastRowFirstColumn="0" w:lastRowLastColumn="0"/>
             </w:pPr>
             <w:r>
               <w:t>Monthly debt payments divided by monthly gross income</w:t>
@@ -506,7 +468,7 @@
       </w:tr>
       <w:tr>
         <w:trPr>
-          <w:cnfStyle w:val="000000100000" w:firstRow="0" w:lastRow="0" w:firstColumn="0" w:lastColumn="0" w:oddVBand="0" w:evenVBand="0" w:oddHBand="1" w:evenHBand="0" w:firstRowFirstColumn="0" w:firstRowLastColumn="0" w:lastRowFirstColumn="0" w:lastRowLastColumn="0"/>
+          <w:cnfStyle w:val="000000010000" w:firstRow="0" w:lastRow="0" w:firstColumn="0" w:lastColumn="0" w:oddVBand="0" w:evenVBand="0" w:oddHBand="0" w:evenHBand="1" w:firstRowFirstColumn="0" w:firstRowLastColumn="0" w:lastRowFirstColumn="0" w:lastRowLastColumn="0"/>
         </w:trPr>
         <w:tc>
           <w:tcPr>
@@ -525,7 +487,7 @@
           </w:tcPr>
           <w:p>
             <w:pPr>
-              <w:cnfStyle w:val="000000100000" w:firstRow="0" w:lastRow="0" w:firstColumn="0" w:lastColumn="0" w:oddVBand="0" w:evenVBand="0" w:oddHBand="1" w:evenHBand="0" w:firstRowFirstColumn="0" w:firstRowLastColumn="0" w:lastRowFirstColumn="0" w:lastRowLastColumn="0"/>
+              <w:cnfStyle w:val="000000010000" w:firstRow="0" w:lastRow="0" w:firstColumn="0" w:lastColumn="0" w:oddVBand="0" w:evenVBand="0" w:oddHBand="0" w:evenHBand="1" w:firstRowFirstColumn="0" w:firstRowLastColumn="0" w:lastRowFirstColumn="0" w:lastRowLastColumn="0"/>
             </w:pPr>
             <w:r>
               <w:t>Monthly income of borrower</w:t>
@@ -535,7 +497,7 @@
       </w:tr>
       <w:tr>
         <w:trPr>
-          <w:cnfStyle w:val="000000010000" w:firstRow="0" w:lastRow="0" w:firstColumn="0" w:lastColumn="0" w:oddVBand="0" w:evenVBand="0" w:oddHBand="0" w:evenHBand="1" w:firstRowFirstColumn="0" w:firstRowLastColumn="0" w:lastRowFirstColumn="0" w:lastRowLastColumn="0"/>
+          <w:cnfStyle w:val="000000100000" w:firstRow="0" w:lastRow="0" w:firstColumn="0" w:lastColumn="0" w:oddVBand="0" w:evenVBand="0" w:oddHBand="1" w:evenHBand="0" w:firstRowFirstColumn="0" w:firstRowLastColumn="0" w:lastRowFirstColumn="0" w:lastRowLastColumn="0"/>
         </w:trPr>
         <w:tc>
           <w:tcPr>
@@ -554,7 +516,7 @@
           </w:tcPr>
           <w:p>
             <w:pPr>
-              <w:cnfStyle w:val="000000010000" w:firstRow="0" w:lastRow="0" w:firstColumn="0" w:lastColumn="0" w:oddVBand="0" w:evenVBand="0" w:oddHBand="0" w:evenHBand="1" w:firstRowFirstColumn="0" w:firstRowLastColumn="0" w:lastRowFirstColumn="0" w:lastRowLastColumn="0"/>
+              <w:cnfStyle w:val="000000100000" w:firstRow="0" w:lastRow="0" w:firstColumn="0" w:lastColumn="0" w:oddVBand="0" w:evenVBand="0" w:oddHBand="1" w:evenHBand="0" w:firstRowFirstColumn="0" w:firstRowLastColumn="0" w:lastRowFirstColumn="0" w:lastRowLastColumn="0"/>
             </w:pPr>
             <w:r>
               <w:t>Number of open loans and credit lines</w:t>
@@ -564,7 +526,7 @@
       </w:tr>
       <w:tr>
         <w:trPr>
-          <w:cnfStyle w:val="000000100000" w:firstRow="0" w:lastRow="0" w:firstColumn="0" w:lastColumn="0" w:oddVBand="0" w:evenVBand="0" w:oddHBand="1" w:evenHBand="0" w:firstRowFirstColumn="0" w:firstRowLastColumn="0" w:lastRowFirstColumn="0" w:lastRowLastColumn="0"/>
+          <w:cnfStyle w:val="000000010000" w:firstRow="0" w:lastRow="0" w:firstColumn="0" w:lastColumn="0" w:oddVBand="0" w:evenVBand="0" w:oddHBand="0" w:evenHBand="1" w:firstRowFirstColumn="0" w:firstRowLastColumn="0" w:lastRowFirstColumn="0" w:lastRowLastColumn="0"/>
         </w:trPr>
         <w:tc>
           <w:tcPr>
@@ -583,7 +545,7 @@
           </w:tcPr>
           <w:p>
             <w:pPr>
-              <w:cnfStyle w:val="000000100000" w:firstRow="0" w:lastRow="0" w:firstColumn="0" w:lastColumn="0" w:oddVBand="0" w:evenVBand="0" w:oddHBand="1" w:evenHBand="0" w:firstRowFirstColumn="0" w:firstRowLastColumn="0" w:lastRowFirstColumn="0" w:lastRowLastColumn="0"/>
+              <w:cnfStyle w:val="000000010000" w:firstRow="0" w:lastRow="0" w:firstColumn="0" w:lastColumn="0" w:oddVBand="0" w:evenVBand="0" w:oddHBand="0" w:evenHBand="1" w:firstRowFirstColumn="0" w:firstRowLastColumn="0" w:lastRowFirstColumn="0" w:lastRowLastColumn="0"/>
             </w:pPr>
             <w:r>
               <w:t>Number of times 90+ days past due</w:t>
@@ -593,7 +555,7 @@
       </w:tr>
       <w:tr>
         <w:trPr>
-          <w:cnfStyle w:val="000000010000" w:firstRow="0" w:lastRow="0" w:firstColumn="0" w:lastColumn="0" w:oddVBand="0" w:evenVBand="0" w:oddHBand="0" w:evenHBand="1" w:firstRowFirstColumn="0" w:firstRowLastColumn="0" w:lastRowFirstColumn="0" w:lastRowLastColumn="0"/>
+          <w:cnfStyle w:val="000000100000" w:firstRow="0" w:lastRow="0" w:firstColumn="0" w:lastColumn="0" w:oddVBand="0" w:evenVBand="0" w:oddHBand="1" w:evenHBand="0" w:firstRowFirstColumn="0" w:firstRowLastColumn="0" w:lastRowFirstColumn="0" w:lastRowLastColumn="0"/>
         </w:trPr>
         <w:tc>
           <w:tcPr>
@@ -612,7 +574,7 @@
           </w:tcPr>
           <w:p>
             <w:pPr>
-              <w:cnfStyle w:val="000000010000" w:firstRow="0" w:lastRow="0" w:firstColumn="0" w:lastColumn="0" w:oddVBand="0" w:evenVBand="0" w:oddHBand="0" w:evenHBand="1" w:firstRowFirstColumn="0" w:firstRowLastColumn="0" w:lastRowFirstColumn="0" w:lastRowLastColumn="0"/>
+              <w:cnfStyle w:val="000000100000" w:firstRow="0" w:lastRow="0" w:firstColumn="0" w:lastColumn="0" w:oddVBand="0" w:evenVBand="0" w:oddHBand="1" w:evenHBand="0" w:firstRowFirstColumn="0" w:firstRowLastColumn="0" w:lastRowFirstColumn="0" w:lastRowLastColumn="0"/>
             </w:pPr>
             <w:r>
               <w:t>Number of mortgage and real estate loans</w:t>
@@ -622,7 +584,7 @@
       </w:tr>
       <w:tr>
         <w:trPr>
-          <w:cnfStyle w:val="000000100000" w:firstRow="0" w:lastRow="0" w:firstColumn="0" w:lastColumn="0" w:oddVBand="0" w:evenVBand="0" w:oddHBand="1" w:evenHBand="0" w:firstRowFirstColumn="0" w:firstRowLastColumn="0" w:lastRowFirstColumn="0" w:lastRowLastColumn="0"/>
+          <w:cnfStyle w:val="000000010000" w:firstRow="0" w:lastRow="0" w:firstColumn="0" w:lastColumn="0" w:oddVBand="0" w:evenVBand="0" w:oddHBand="0" w:evenHBand="1" w:firstRowFirstColumn="0" w:firstRowLastColumn="0" w:lastRowFirstColumn="0" w:lastRowLastColumn="0"/>
         </w:trPr>
         <w:tc>
           <w:tcPr>
@@ -641,7 +603,7 @@
           </w:tcPr>
           <w:p>
             <w:pPr>
-              <w:cnfStyle w:val="000000100000" w:firstRow="0" w:lastRow="0" w:firstColumn="0" w:lastColumn="0" w:oddVBand="0" w:evenVBand="0" w:oddHBand="1" w:evenHBand="0" w:firstRowFirstColumn="0" w:firstRowLastColumn="0" w:lastRowFirstColumn="0" w:lastRowLastColumn="0"/>
+              <w:cnfStyle w:val="000000010000" w:firstRow="0" w:lastRow="0" w:firstColumn="0" w:lastColumn="0" w:oddVBand="0" w:evenVBand="0" w:oddHBand="0" w:evenHBand="1" w:firstRowFirstColumn="0" w:firstRowLastColumn="0" w:lastRowFirstColumn="0" w:lastRowLastColumn="0"/>
             </w:pPr>
             <w:r>
               <w:t>Number of times 60-89 days past due</w:t>
@@ -651,7 +613,7 @@
       </w:tr>
       <w:tr>
         <w:trPr>
-          <w:cnfStyle w:val="000000010000" w:firstRow="0" w:lastRow="0" w:firstColumn="0" w:lastColumn="0" w:oddVBand="0" w:evenVBand="0" w:oddHBand="0" w:evenHBand="1" w:firstRowFirstColumn="0" w:firstRowLastColumn="0" w:lastRowFirstColumn="0" w:lastRowLastColumn="0"/>
+          <w:cnfStyle w:val="000000100000" w:firstRow="0" w:lastRow="0" w:firstColumn="0" w:lastColumn="0" w:oddVBand="0" w:evenVBand="0" w:oddHBand="1" w:evenHBand="0" w:firstRowFirstColumn="0" w:firstRowLastColumn="0" w:lastRowFirstColumn="0" w:lastRowLastColumn="0"/>
         </w:trPr>
         <w:tc>
           <w:tcPr>
@@ -670,7 +632,7 @@
           </w:tcPr>
           <w:p>
             <w:pPr>
-              <w:cnfStyle w:val="000000010000" w:firstRow="0" w:lastRow="0" w:firstColumn="0" w:lastColumn="0" w:oddVBand="0" w:evenVBand="0" w:oddHBand="0" w:evenHBand="1" w:firstRowFirstColumn="0" w:firstRowLastColumn="0" w:lastRowFirstColumn="0" w:lastRowLastColumn="0"/>
+              <w:cnfStyle w:val="000000100000" w:firstRow="0" w:lastRow="0" w:firstColumn="0" w:lastColumn="0" w:oddVBand="0" w:evenVBand="0" w:oddHBand="1" w:evenHBand="0" w:firstRowFirstColumn="0" w:firstRowLastColumn="0" w:lastRowFirstColumn="0" w:lastRowLastColumn="0"/>
             </w:pPr>
             <w:r>
               <w:t>Number of dependents in family</w:t>
@@ -691,10 +653,7 @@
       </w:pPr>
       <w:r>
         <w:lastRenderedPageBreak/>
-        <w:t>3. Data Quality Assess</w:t>
-      </w:r>
-      <w:r>
-        <w:t>ment</w:t>
+        <w:t>3. Data Quality Assessment</w:t>
       </w:r>
     </w:p>
     <w:p>
@@ -729,10 +688,7 @@
     <w:p>
       <w:r>
         <w:br/>
-        <w:t xml:space="preserve">To address these missing values, mean imputation was </w:t>
-      </w:r>
-      <w:r>
-        <w:t>applied to both features. This method replaces missing values with the mean of the observed values for each feature, preserving the overall distribution while allowing all records to be used in subsequent analysis.</w:t>
+        <w:t>To address these missing values, mean imputation was applied to both features. This method replaces missing values with the mean of the observed values for each feature, preserving the overall distribution while allowing all records to be used in subsequent analysis.</w:t>
       </w:r>
     </w:p>
     <w:p/>
@@ -813,10 +769,7 @@
         <w:pStyle w:val="ListBullet"/>
       </w:pPr>
       <w:r>
-        <w:t>RevolvingUtilizationOfUnsecuredLines: High percentage</w:t>
-      </w:r>
-      <w:r>
-        <w:t xml:space="preserve"> of extreme values</w:t>
+        <w:t>RevolvingUtilizationOfUnsecuredLines: High percentage of extreme values</w:t>
       </w:r>
     </w:p>
     <w:p>
@@ -840,10 +793,7 @@
         <w:pStyle w:val="ListBullet"/>
       </w:pPr>
       <w:r>
-        <w:t>Age: Some extreme values at both ends of the dist</w:t>
-      </w:r>
-      <w:r>
-        <w:t>ribution</w:t>
+        <w:t>Age: Some extreme values at both ends of the distribution</w:t>
       </w:r>
     </w:p>
     <w:p>
@@ -908,15 +858,7 @@
           <w:color w:val="595959"/>
           <w:sz w:val="20"/>
         </w:rPr>
-        <w:t>Figure 2: Out</w:t>
-      </w:r>
-      <w:r>
-        <w:rPr>
-          <w:i/>
-          <w:color w:val="595959"/>
-          <w:sz w:val="20"/>
-        </w:rPr>
-        <w:t>lier Percentage by Feature</w:t>
+        <w:t>Figure 2: Outlier Percentage by Feature</w:t>
       </w:r>
     </w:p>
     <w:p/>
@@ -944,10 +886,7 @@
         <w:pStyle w:val="Heading2"/>
       </w:pPr>
       <w:r>
-        <w:t>4</w:t>
-      </w:r>
-      <w:r>
-        <w:t>.1 Age Distribution</w:t>
+        <w:t>4.1 Age Distribution</w:t>
       </w:r>
     </w:p>
     <w:p>
@@ -1011,15 +950,7 @@
           <w:color w:val="595959"/>
           <w:sz w:val="20"/>
         </w:rPr>
-        <w:t>Figure 3: Age Distr</w:t>
-      </w:r>
-      <w:r>
-        <w:rPr>
-          <w:i/>
-          <w:color w:val="595959"/>
-          <w:sz w:val="20"/>
-        </w:rPr>
-        <w:t>ibution of Borrowers</w:t>
+        <w:t>Figure 3: Age Distribution of Borrowers</w:t>
       </w:r>
     </w:p>
     <w:p/>
@@ -1033,10 +964,7 @@
     </w:p>
     <w:p>
       <w:r>
-        <w:t>The revolving credit utilization shows a highly right-skewed distribution, with most borrowers maintaining utilization below 50%. However, a significant number of borrowers have utilization rates exceeding 100%,</w:t>
-      </w:r>
-      <w:r>
-        <w:t xml:space="preserve"> which may indicate over-leveraging and higher default risk.</w:t>
+        <w:t>The revolving credit utilization shows a highly right-skewed distribution, with most borrowers maintaining utilization below 50%. However, a significant number of borrowers have utilization rates exceeding 100%, which may indicate over-leveraging and higher default risk.</w:t>
       </w:r>
     </w:p>
     <w:p/>
@@ -1110,10 +1038,7 @@
     </w:p>
     <w:p>
       <w:r>
-        <w:t>The debt ratio distribution reveals that while most borrowers have manageable debt-to-income ratios, there is a long tail of borrowers</w:t>
-      </w:r>
-      <w:r>
-        <w:t xml:space="preserve"> with extremely high ratios. This suggests a segment of the population that may be financially stressed.</w:t>
+        <w:t>The debt ratio distribution reveals that while most borrowers have manageable debt-to-income ratios, there is a long tail of borrowers with extremely high ratios. This suggests a segment of the population that may be financially stressed.</w:t>
       </w:r>
     </w:p>
     <w:p/>
@@ -1186,10 +1111,7 @@
     </w:p>
     <w:p>
       <w:r>
-        <w:t>Monthly income shows a right-skewed distribution with most borrowers earning between $3,000 an</w:t>
-      </w:r>
-      <w:r>
-        <w:t>d $10,000 per month. The presence of very high-income outliers suggests a diverse borrower base spanning multiple income brackets.</w:t>
+        <w:t>Monthly income shows a right-skewed distribution with most borrowers earning between $3,000 and $10,000 per month. The presence of very high-income outliers suggests a diverse borrower base spanning multiple income brackets.</w:t>
       </w:r>
     </w:p>
     <w:p/>
@@ -1262,10 +1184,7 @@
     </w:p>
     <w:p>
       <w:r>
-        <w:t>Analysis of delinquency-related features shows that the ma</w:t>
-      </w:r>
-      <w:r>
-        <w:t>jority of borrowers have no history of late payments. However, those with delinquencies show patterns that strongly correlate with default risk.</w:t>
+        <w:t>Analysis of delinquency-related features shows that the majority of borrowers have no history of late payments. However, those with delinquencies show patterns that strongly correlate with default risk.</w:t>
       </w:r>
     </w:p>
     <w:p/>
@@ -1344,10 +1263,7 @@
     </w:p>
     <w:p>
       <w:r>
-        <w:t>Bivariate analysis explores relationships between in</w:t>
-      </w:r>
-      <w:r>
-        <w:t>dividual features and the target variable (SeriousDlqin2yrs). This analysis helps identify which features are most predictive of default risk.</w:t>
+        <w:t>Bivariate analysis explores relationships between individual features and the target variable (SeriousDlqin2yrs). This analysis helps identify which features are most predictive of default risk.</w:t>
       </w:r>
     </w:p>
     <w:p>
@@ -1360,10 +1276,7 @@
     </w:p>
     <w:p>
       <w:r>
-        <w:t>The relationship between age and default risk shows that younger borrowers (under 30) and</w:t>
-      </w:r>
-      <w:r>
-        <w:t xml:space="preserve"> very old borrowers (over 70) tend to have higher default rates. Middle-aged borrowers (40-60) demonstrate the lowest default rates, likely due to greater financial stability.</w:t>
+        <w:t>The relationship between age and default risk shows that younger borrowers (under 30) and very old borrowers (over 70) tend to have higher default rates. Middle-aged borrowers (40-60) demonstrate the lowest default rates, likely due to greater financial stability.</w:t>
       </w:r>
     </w:p>
     <w:p/>
@@ -1436,10 +1349,7 @@
     </w:p>
     <w:p>
       <w:r>
-        <w:t xml:space="preserve">Credit </w:t>
-      </w:r>
-      <w:r>
-        <w:t>utilization shows a strong positive relationship with default risk. Borrowers with utilization rates above 80% have significantly higher default rates, indicating that high credit utilization is a strong predictor of financial distress.</w:t>
+        <w:t>Credit utilization shows a strong positive relationship with default risk. Borrowers with utilization rates above 80% have significantly higher default rates, indicating that high credit utilization is a strong predictor of financial distress.</w:t>
       </w:r>
     </w:p>
     <w:p/>
@@ -1499,15 +1409,7 @@
           <w:sz w:val="20"/>
         </w:rPr>
         <w:lastRenderedPageBreak/>
-        <w:t>Figure 9: Credit</w:t>
-      </w:r>
-      <w:r>
-        <w:rPr>
-          <w:i/>
-          <w:color w:val="595959"/>
-          <w:sz w:val="20"/>
-        </w:rPr>
-        <w:t xml:space="preserve"> Utilization vs Default Risk</w:t>
+        <w:t>Figure 9: Credit Utilization vs Default Risk</w:t>
       </w:r>
     </w:p>
     <w:p/>
@@ -1521,10 +1423,7 @@
     </w:p>
     <w:p>
       <w:r>
-        <w:t>Debt ratio demonstrates a clear relationship with default probability. Borrowers with debt ratios exceeding 0.5 (50% of income going to debt payments) show markedly higher default rates, confirmi</w:t>
-      </w:r>
-      <w:r>
-        <w:t>ng that debt burden is a critical risk factor.</w:t>
+        <w:t>Debt ratio demonstrates a clear relationship with default probability. Borrowers with debt ratios exceeding 0.5 (50% of income going to debt payments) show markedly higher default rates, confirming that debt burden is a critical risk factor.</w:t>
       </w:r>
     </w:p>
     <w:p/>
@@ -1597,10 +1496,7 @@
     </w:p>
     <w:p>
       <w:r>
-        <w:t>Monthly income shows an inverse relationship with default risk. Lower-income borrowers exhibit higher default rates, while higher-in</w:t>
-      </w:r>
-      <w:r>
-        <w:t>come borrowers are more likely to remain current on their obligations.</w:t>
+        <w:t>Monthly income shows an inverse relationship with default risk. Lower-income borrowers exhibit higher default rates, while higher-income borrowers are more likely to remain current on their obligations.</w:t>
       </w:r>
     </w:p>
     <w:p/>
@@ -1673,10 +1569,7 @@
     </w:p>
     <w:p>
       <w:r>
-        <w:t xml:space="preserve">Correlation analysis reveals the strength of linear relationships between features and the target variable. </w:t>
-      </w:r>
-      <w:r>
-        <w:t>Delinquency-related features show the strongest correlations with default risk, followed by debt-related metrics.</w:t>
+        <w:t>Correlation analysis reveals the strength of linear relationships between features and the target variable. Delinquency-related features show the strongest correlations with default risk, followed by debt-related metrics.</w:t>
       </w:r>
     </w:p>
     <w:p/>
@@ -1755,10 +1648,7 @@
     </w:p>
     <w:p>
       <w:r>
-        <w:t>Multivariate analysis examines relationships among multiple features simu</w:t>
-      </w:r>
-      <w:r>
-        <w:t>ltaneously, revealing complex patterns and interactions that may not be apparent in univariate or bivariate analysis.</w:t>
+        <w:t>Multivariate analysis examines relationships among multiple features simultaneously, revealing complex patterns and interactions that may not be apparent in univariate or bivariate analysis.</w:t>
       </w:r>
     </w:p>
     <w:p>
@@ -1779,10 +1669,7 @@
         <w:pStyle w:val="ListBullet"/>
       </w:pPr>
       <w:r>
-        <w:t xml:space="preserve">Strong positive correlations among </w:t>
-      </w:r>
-      <w:r>
-        <w:t>delinquency-related features (30-59, 60-89, and 90+ days late)</w:t>
+        <w:t>Strong positive correlations among delinquency-related features (30-59, 60-89, and 90+ days late)</w:t>
       </w:r>
     </w:p>
     <w:p>
@@ -1806,10 +1693,7 @@
         <w:pStyle w:val="ListBullet"/>
       </w:pPr>
       <w:r>
-        <w:t>The target variable shows strongest correlations with delinquenc</w:t>
-      </w:r>
-      <w:r>
-        <w:t>y features</w:t>
+        <w:t>The target variable shows strongest correlations with delinquency features</w:t>
       </w:r>
     </w:p>
     <w:p/>
@@ -1951,10 +1835,7 @@
         <w:pStyle w:val="Heading2"/>
       </w:pPr>
       <w:r>
-        <w:t>6</w:t>
-      </w:r>
-      <w:r>
-        <w:t>.3 Pairwise Relationships</w:t>
+        <w:t>6.3 Pairwise Relationships</w:t>
       </w:r>
     </w:p>
     <w:p>
@@ -2019,15 +1900,7 @@
           <w:color w:val="595959"/>
           <w:sz w:val="20"/>
         </w:rPr>
-        <w:t>Figure 15: Pairwise Relationships of K</w:t>
-      </w:r>
-      <w:r>
-        <w:rPr>
-          <w:i/>
-          <w:color w:val="595959"/>
-          <w:sz w:val="20"/>
-        </w:rPr>
-        <w:t>ey Features</w:t>
+        <w:t>Figure 15: Pairwise Relationships of Key Features</w:t>
       </w:r>
     </w:p>
     <w:p/>
@@ -2074,10 +1947,7 @@
         <w:pStyle w:val="ListBullet"/>
       </w:pPr>
       <w:r>
-        <w:t>Age shows a U-shaped relatio</w:t>
-      </w:r>
-      <w:r>
-        <w:t>nship with default risk, with younger and older borrowers at higher risk</w:t>
+        <w:t>Age shows a U-shaped relationship with default risk, with younger and older borrowers at higher risk</w:t>
       </w:r>
     </w:p>
     <w:p>
@@ -2101,10 +1971,7 @@
         <w:pStyle w:val="Heading2"/>
       </w:pPr>
       <w:r>
-        <w:t xml:space="preserve">7.2 </w:t>
-      </w:r>
-      <w:r>
-        <w:t>Recommendations for Model Development</w:t>
+        <w:t>7.2 Recommendations for Model Development</w:t>
       </w:r>
     </w:p>
     <w:p>
@@ -2128,10 +1995,7 @@
         <w:pStyle w:val="ListBullet"/>
       </w:pPr>
       <w:r>
-        <w:t>Apply appropriate transformations to handle skewed distributions (l</w:t>
-      </w:r>
-      <w:r>
-        <w:t>og transformation for income, debt ratio)</w:t>
+        <w:t>Apply appropriate transformations to handle skewed distributions (log transformation for income, debt ratio)</w:t>
       </w:r>
     </w:p>
     <w:p>
@@ -2155,10 +2019,7 @@
         <w:pStyle w:val="ListBullet"/>
       </w:pPr>
       <w:r>
-        <w:t xml:space="preserve">Evaluate feature selection techniques to address </w:t>
-      </w:r>
-      <w:r>
-        <w:t>multicollinearity among delinquency features</w:t>
+        <w:t>Evaluate feature selection techniques to address multicollinearity among delinquency features</w:t>
       </w:r>
     </w:p>
     <w:p>
@@ -2179,10 +2040,7 @@
     </w:p>
     <w:p>
       <w:r>
-        <w:t>While mean imputation was applied to handle missing values, alternative imputation strategie</w:t>
-      </w:r>
-      <w:r>
-        <w:t>s should be considered during model development:</w:t>
+        <w:t>While mean imputation was applied to handle missing values, alternative imputation strategies should be considered during model development:</w:t>
       </w:r>
     </w:p>
     <w:p>
@@ -2206,10 +2064,7 @@
         <w:pStyle w:val="ListBullet"/>
       </w:pPr>
       <w:r>
-        <w:t xml:space="preserve">Assess whether missing values in MonthlyIncome and </w:t>
-      </w:r>
-      <w:r>
-        <w:t>NumberOfDependents are missing at random</w:t>
+        <w:t>Assess whether missing values in MonthlyIncome and NumberOfDependents are missing at random</w:t>
       </w:r>
     </w:p>
     <w:p>
@@ -2241,10 +2096,7 @@
         <w:pStyle w:val="ListBullet"/>
       </w:pPr>
       <w:r>
-        <w:t xml:space="preserve">Feature Selection: Apply statistical tests and </w:t>
-      </w:r>
-      <w:r>
-        <w:t>model-based selection methods</w:t>
+        <w:t>Feature Selection: Apply statistical tests and model-based selection methods</w:t>
       </w:r>
     </w:p>
     <w:p>
@@ -2268,10 +2120,7 @@
         <w:pStyle w:val="ListBullet"/>
       </w:pPr>
       <w:r>
-        <w:t>Model Interpretation: Use SHAP values or similar techniques to explain predic</w:t>
-      </w:r>
-      <w:r>
-        <w:t>tions</w:t>
+        <w:t>Model Interpretation: Use SHAP values or similar techniques to explain predictions</w:t>
       </w:r>
     </w:p>
     <w:p>
@@ -2366,7 +2215,13 @@
         <w:pStyle w:val="ListBullet"/>
       </w:pPr>
       <w:r>
-        <w:t>Missing value imputation: Mean method</w:t>
+        <w:t xml:space="preserve">Missing value imputation: </w:t>
+      </w:r>
+      <w:r>
+        <w:t>Midian and Mode</w:t>
+      </w:r>
+      <w:r>
+        <w:t xml:space="preserve"> method</w:t>
       </w:r>
     </w:p>
     <w:p>
@@ -2443,10 +2298,7 @@
           </w:tcPr>
           <w:p>
             <w:r>
-              <w:t>Total Rec</w:t>
-            </w:r>
-            <w:r>
-              <w:t>ords</w:t>
+              <w:t>Total Records</w:t>
             </w:r>
           </w:p>
         </w:tc>
@@ -2488,8 +2340,10 @@
               <w:cnfStyle w:val="000000010000" w:firstRow="0" w:lastRow="0" w:firstColumn="0" w:lastColumn="0" w:oddVBand="0" w:evenVBand="0" w:oddHBand="0" w:evenHBand="1" w:firstRowFirstColumn="0" w:firstRowLastColumn="0" w:lastRowFirstColumn="0" w:lastRowLastColumn="0"/>
             </w:pPr>
             <w:r>
-              <w:t>12</w:t>
+              <w:t>11</w:t>
             </w:r>
+            <w:bookmarkStart w:id="0" w:name="_GoBack"/>
+            <w:bookmarkEnd w:id="0"/>
           </w:p>
         </w:tc>
       </w:tr>
@@ -2604,7 +2458,7 @@
               <w:cnfStyle w:val="000000010000" w:firstRow="0" w:lastRow="0" w:firstColumn="0" w:lastColumn="0" w:oddVBand="0" w:evenVBand="0" w:oddHBand="0" w:evenHBand="1" w:firstRowFirstColumn="0" w:firstRowLastColumn="0" w:lastRowFirstColumn="0" w:lastRowLastColumn="0"/>
             </w:pPr>
             <w:r>
-              <w:t>11</w:t>
+              <w:t>10</w:t>
             </w:r>
           </w:p>
         </w:tc>
@@ -2645,8 +2499,6 @@
       <w:pPr>
         <w:jc w:val="center"/>
       </w:pPr>
-      <w:bookmarkStart w:id="0" w:name="_GoBack"/>
-      <w:bookmarkEnd w:id="0"/>
     </w:p>
     <w:sectPr>
       <w:headerReference w:type="default" r:id="rId23"/>
@@ -2782,6 +2634,7 @@
               <w:dataBinding w:prefixMappings="xmlns:ns0='http://purl.org/dc/elements/1.1/' xmlns:ns1='http://schemas.openxmlformats.org/package/2006/metadata/core-properties' " w:xpath="/ns1:coreProperties[1]/ns0:title[1]" w:storeItemID="{6C3C8BC8-F283-45AE-878A-BAB7291924A1}"/>
               <w:text/>
             </w:sdtPr>
+            <w:sdtEndPr/>
             <w:sdtContent>
               <w:r>
                 <w:rPr>
@@ -14452,7 +14305,7 @@
     <w:sig w:usb0="E00006FF" w:usb1="420024FF" w:usb2="02000000" w:usb3="00000000" w:csb0="0000019F" w:csb1="00000000"/>
   </w:font>
   <w:font w:name="MS Mincho">
-    <w:altName w:val="Yu Gothic UI"/>
+    <w:altName w:val="ＭＳ 明朝"/>
     <w:panose1 w:val="02020609040205080304"/>
     <w:charset w:val="80"/>
     <w:family w:val="roman"/>
@@ -14510,6 +14363,8 @@
     <w:rsidRoot w:val="005B27B0"/>
     <w:rsid w:val="003E3448"/>
     <w:rsid w:val="005B27B0"/>
+    <w:rsid w:val="0075071E"/>
+    <w:rsid w:val="00F31F9D"/>
   </w:rsids>
   <m:mathPr>
     <m:mathFont m:val="Cambria Math"/>
@@ -15292,7 +15147,7 @@
 </file>
 
 <file path=customXml/itemProps1.xml><?xml version="1.0" encoding="utf-8"?>
-<ds:datastoreItem xmlns:ds="http://schemas.openxmlformats.org/officeDocument/2006/customXml" ds:itemID="{1BCFEAF7-0899-4F1C-A8D3-DA22DAE0B73F}">
+<ds:datastoreItem xmlns:ds="http://schemas.openxmlformats.org/officeDocument/2006/customXml" ds:itemID="{B6165ACA-7EE3-4E9D-AF9F-F9F8710AA3CF}">
   <ds:schemaRefs>
     <ds:schemaRef ds:uri="http://schemas.openxmlformats.org/officeDocument/2006/bibliography"/>
   </ds:schemaRefs>
